--- a/tillsyn/A 43774-2026 tillsynsbegäran.docx
+++ b/tillsyn/A 43774-2026 tillsynsbegäran.docx
@@ -276,7 +276,7 @@
     <w:r>
       <w:tab/>
       <w:tab/>
-      <w:t>2026-10-22</w:t>
+      <w:t>2026-10-23</w:t>
       <w:br/>
       <w:br/>
     </w:r>

--- a/tillsyn/A 43774-2026 tillsynsbegäran.docx
+++ b/tillsyn/A 43774-2026 tillsynsbegäran.docx
@@ -276,7 +276,7 @@
     <w:r>
       <w:tab/>
       <w:tab/>
-      <w:t>2026-10-23</w:t>
+      <w:t>2026-10-24</w:t>
       <w:br/>
       <w:br/>
     </w:r>

--- a/tillsyn/A 43774-2026 tillsynsbegäran.docx
+++ b/tillsyn/A 43774-2026 tillsynsbegäran.docx
@@ -22,7 +22,7 @@
       <w:r>
         <w:drawing>
           <wp:inline xmlns:a="http://schemas.openxmlformats.org/drawingml/2006/main" xmlns:pic="http://schemas.openxmlformats.org/drawingml/2006/picture">
-            <wp:extent cx="5125182" cy="5724000"/>
+            <wp:extent cx="5226495" cy="5724000"/>
             <wp:docPr id="1" name="Picture 1"/>
             <wp:cNvGraphicFramePr>
               <a:graphicFrameLocks noChangeAspect="1"/>
@@ -43,7 +43,7 @@
                   <pic:spPr>
                     <a:xfrm>
                       <a:off x="0" y="0"/>
-                      <a:ext cx="5125182" cy="5724000"/>
+                      <a:ext cx="5226495" cy="5724000"/>
                     </a:xfrm>
                     <a:prstGeom prst="rect"/>
                   </pic:spPr>
@@ -65,7 +65,7 @@
     </w:p>
     <w:p>
       <w:r>
-        <w:t>I och inom 25 meter från avverkningsanmälan finns fynd av 4 naturvårdsarter, varav 1 är fridlyst, 2 är typiska (T) och 3 är signalarter (S): granbarkgnagare (S, T), kamjordstjärna (S), strävlosta (S, T) och lopplummer (aggregat) (§9). Se Figur 1.</w:t>
+        <w:t>I och inom 25 meter från avverkningsanmälan finns fynd av 6 naturvårdsarter, varav 1 är rödlistad, 2 är fridlysta, 4 är typiska (T) och 3 är signalarter (S): garnlav (VU, T), granbarkgnagare (S, T), kamjordstjärna (S), strävlosta (S, T), blåsippa (T, §9) och lopplummer (aggregat) (§9). Se Figur 1.</w:t>
       </w:r>
     </w:p>
     <w:p>
@@ -97,6 +97,35 @@
     <w:p>
       <w:r>
         <w:t>Nedan följer beskrivningar av de naturvårdsarter och fridlysta arter som har sina livsmiljöer och växtplatser i den avverkningsanmälda skogen. De påträffade naturvårdsarterna är ett tydligt kvitto på att det rör sig om en skog med höga naturvärden.</w:t>
+      </w:r>
+    </w:p>
+    <w:p>
+      <w:r>
+        <w:rPr>
+          <w:b/>
+        </w:rPr>
+        <w:t>Garnlav (VU)</w:t>
+      </w:r>
+      <w:r>
+        <w:t xml:space="preserve"> är en utpräglad barrskogsart som ibland kan drapera träden i norrländska grannaturskogar med hög luftfuktighet. Den förekommer även i talldominerade bestånd där den, förutom i trädens grenverk, påträffas hängande över ojämnheter i tallbarken. Arten har minskat starkt i södra och mellersta Sverige och den minskar även i sitt nordliga utbredningsområde. Minskningstakten uppgår till 30 (20–50) % inom 50 år och överstiger gränsvärdet för Sårbar (VU). Orsaken till tillbakagången beror främst på slutavverkningar av naturskogsartade skogar. Bestånd med riklig förekomst bör regelmässigt sparas, vilket även gynnar flera andra sällsynta och rödlistade arter. Garnlav är värdväxt för den mycket sällsynta och akut hotade fjärilen barrskogslavfly (CR) som hör hemma i boreala barrskogar med riklig förekomst av värdväxten. Tidigare kunde arten konstateras årligen på flera platser vid Dala-Floda i Dalarna innan lokalerna kalavverkades. Senaste fyndet i landet av barrskogslavfly är från år 2000 då den påträffades vid Högberget i Sollefteå kommun. Garnlav är typisk art för </w:t>
+      </w:r>
+      <w:r>
+        <w:rPr>
+          <w:i/>
+        </w:rPr>
+        <w:t xml:space="preserve">9010 Taiga </w:t>
+      </w:r>
+      <w:r>
+        <w:t>och</w:t>
+      </w:r>
+      <w:r>
+        <w:rPr>
+          <w:i/>
+        </w:rPr>
+        <w:t xml:space="preserve"> 9070 Trädklädd betesmark</w:t>
+      </w:r>
+      <w:r>
+        <w:t xml:space="preserve"> (SLU Artdatabanken, 2026).</w:t>
       </w:r>
     </w:p>
     <w:p>
@@ -148,6 +177,35 @@
         <w:t xml:space="preserve"> (Nitare &amp; Skogsstyrelsen, 2019; SLU Artdatabanken, 2025).</w:t>
       </w:r>
     </w:p>
+    <w:p>
+      <w:r>
+        <w:rPr>
+          <w:b/>
+        </w:rPr>
+        <w:t>Blåsippa (§9)</w:t>
+      </w:r>
+      <w:r>
+        <w:t xml:space="preserve"> är typisk art för </w:t>
+      </w:r>
+      <w:r>
+        <w:rPr>
+          <w:i/>
+        </w:rPr>
+        <w:t>9050 Näringsrik granskog, 9020 Nordlig ädellövskog</w:t>
+      </w:r>
+      <w:r>
+        <w:t xml:space="preserve"> och </w:t>
+      </w:r>
+      <w:r>
+        <w:rPr>
+          <w:i/>
+        </w:rPr>
+        <w:t>8240 Karsthällmarker</w:t>
+      </w:r>
+      <w:r>
+        <w:t xml:space="preserve"> (SLU Artdatabanken, 2025).</w:t>
+      </w:r>
+    </w:p>
     <w:sectPr>
       <w:headerReference w:type="even" r:id="rId8"/>
       <w:headerReference w:type="default" r:id="rId9"/>
@@ -276,7 +334,7 @@
     <w:r>
       <w:tab/>
       <w:tab/>
-      <w:t>2026-10-24</w:t>
+      <w:t>2026-10-25</w:t>
       <w:br/>
       <w:br/>
     </w:r>

--- a/tillsyn/A 43774-2026 tillsynsbegäran.docx
+++ b/tillsyn/A 43774-2026 tillsynsbegäran.docx
@@ -334,7 +334,7 @@
     <w:r>
       <w:tab/>
       <w:tab/>
-      <w:t>2026-10-25</w:t>
+      <w:t>2026-10-26</w:t>
       <w:br/>
       <w:br/>
     </w:r>

--- a/tillsyn/A 43774-2026 tillsynsbegäran.docx
+++ b/tillsyn/A 43774-2026 tillsynsbegäran.docx
@@ -334,7 +334,7 @@
     <w:r>
       <w:tab/>
       <w:tab/>
-      <w:t>2026-10-26</w:t>
+      <w:t>2026-10-27</w:t>
       <w:br/>
       <w:br/>
     </w:r>

--- a/tillsyn/A 43774-2026 tillsynsbegäran.docx
+++ b/tillsyn/A 43774-2026 tillsynsbegäran.docx
@@ -334,7 +334,7 @@
     <w:r>
       <w:tab/>
       <w:tab/>
-      <w:t>2026-10-27</w:t>
+      <w:t>2026-10-28</w:t>
       <w:br/>
       <w:br/>
     </w:r>

--- a/tillsyn/A 43774-2026 tillsynsbegäran.docx
+++ b/tillsyn/A 43774-2026 tillsynsbegäran.docx
@@ -334,7 +334,7 @@
     <w:r>
       <w:tab/>
       <w:tab/>
-      <w:t>2026-10-28</w:t>
+      <w:t>2026-10-29</w:t>
       <w:br/>
       <w:br/>
     </w:r>

--- a/tillsyn/A 43774-2026 tillsynsbegäran.docx
+++ b/tillsyn/A 43774-2026 tillsynsbegäran.docx
@@ -334,7 +334,7 @@
     <w:r>
       <w:tab/>
       <w:tab/>
-      <w:t>2026-10-29</w:t>
+      <w:t>2026-10-31</w:t>
       <w:br/>
       <w:br/>
     </w:r>
